--- a/src/Layers/W1/BaseApp/Inventory/Reports/ReferenceNoLabelBody.docx
+++ b/src/Layers/W1/BaseApp/Inventory/Reports/ReferenceNoLabelBody.docx
@@ -19,6 +19,7 @@
           </w:placeholder>
           <w15:color w:val="808080"/>
           <w:text/>
+          <w:dataBinding w:prefixMappings="&lt;xmlns:ns0='urn:microsoft-dynamics-nav/reports/Reference_No_Label/6626/' " w:xpath="/ns0:NavWordReportXmlPart[1]/ns0:ItemReference[1]/ns0:Description[1]"/>
         </w:sdtPr>
         <w:sdtContent>
           <w:r>
@@ -43,6 +44,7 @@
           </w:placeholder>
           <w15:color w:val="808080"/>
           <w:text/>
+          <w:dataBinding w:prefixMappings="&lt;xmlns:ns0='urn:microsoft-dynamics-nav/reports/Reference_No_Label/6626/' " w:xpath="/ns0:NavWordReportXmlPart[1]/ns0:ItemReference[1]/ns0:Item_No_[1]"/>
         </w:sdtPr>
         <w:sdtContent>
           <w:proofErr w:type="spellStart"/>
@@ -69,6 +71,7 @@
           </w:placeholder>
           <w15:color w:val="808080"/>
           <w:text/>
+          <w:dataBinding w:prefixMappings="&lt;xmlns:ns0='urn:microsoft-dynamics-nav/reports/Reference_No_Label/6626/' " w:xpath="/ns0:NavWordReportXmlPart[1]/ns0:ItemReference[1]/ns0:Unit_of_Measure[1]"/>
         </w:sdtPr>
         <w:sdtContent>
           <w:proofErr w:type="spellStart"/>
@@ -113,6 +116,7 @@
             </w:placeholder>
             <w15:color w:val="808080"/>
             <w:text/>
+            <w:dataBinding w:prefixMappings="&lt;xmlns:ns0='urn:microsoft-dynamics-nav/reports/Reference_No_Label/6626/' " w:xpath="/ns0:NavWordReportXmlPart[1]/ns0:ItemReference[1]/ns0:Reference_No_[1]"/>
           </w:sdtPr>
           <w:sdtContent>
             <w:tc>
@@ -148,6 +152,7 @@
             </w:placeholder>
             <w15:color w:val="808080"/>
             <w:text/>
+            <w:dataBinding w:prefixMappings="&lt;xmlns:ns0='urn:microsoft-dynamics-nav/reports/Reference_No_Label/6626/' " w:xpath="/ns0:NavWordReportXmlPart[1]/ns0:ItemReference[1]/ns0:Reference_No_2D[1]"/>
           </w:sdtPr>
           <w:sdtContent>
             <w:tc>
@@ -2404,27 +2409,7 @@
  
      < / B C R e p o r t I n f o r m a t i o n >   
-     < T o o l t i p s > - 
-         < T o o l t i p   c o l u m n = " I t e m _ N o _ "   E l e m e n t I d = " 6 5 1 9 9 5 7 2 9 " > - 
-             < T o o l t i p T e x t   l a n g = " e n - U S " > S p e c i f i e s   t h e   n u m b e r   o n   t h e   i t e m   c a r d   f r o m   w h i c h   y o u   o p e n e d   t h e   I t e m   R e f e r e n c e   E n t r i e s   w i n d o w . < / T o o l t i p T e x t > - 
-         < / T o o l t i p > - 
-         < T o o l t i p   c o l u m n = " D e s c r i p t i o n "   E l e m e n t I d = " 1 3 1 4 3 5 1 3 0 7 " > - 
-             < T o o l t i p T e x t   l a n g = " e n - U S " > S p e c i f i e s   a   d e s c r i p t i o n   o f   t h e   i t e m   t h a t   i s   l i n k e d   t o   t h i s   r e f e r e n c e . < / T o o l t i p T e x t > - 
-         < / T o o l t i p > - 
-         < T o o l t i p   c o l u m n = " U n i t _ o f _ M e a s u r e "   E l e m e n t I d = " 5 7 9 3 8 1 1 0 2 " > - 
-             < T o o l t i p T e x t   l a n g = " e n - U S " > S p e c i f i e s   t h e   n a m e   o f   t h e   i t e m   o r   r e s o u r c e ' s   u n i t   o f   m e a s u r e ,   s u c h   a s   p i e c e   o r   h o u r . < / T o o l t i p T e x t > - 
-         < / T o o l t i p > - 
-     < / T o o l t i p s > +     < T o o l t i p s   / >   
      < I t e m R e f e r e n c e   E l e m e n t T y p e = " D a t a I t e m "   E l e m e n t I d = " 2 9 1 6 0 7 1 4 1 " >   

--- a/src/Layers/W1/BaseApp/Inventory/Reports/ReferenceNoLabelBody.docx
+++ b/src/Layers/W1/BaseApp/Inventory/Reports/ReferenceNoLabelBody.docx
@@ -19,7 +19,7 @@
           </w:placeholder>
           <w15:color w:val="808080"/>
           <w:text/>
-          <w:dataBinding w:prefixMappings="&lt;xmlns:ns0='urn:microsoft-dynamics-nav/reports/Reference_No_Label/6626/' " w:xpath="/ns0:NavWordReportXmlPart[1]/ns0:ItemReference[1]/ns0:Description[1]"/>
+          <w:dataBinding w:prefixMappings="xmlns:ns0='urn:microsoft-dynamics-nav/reports/Reference_No_Label/6626/'" w:xpath="/ns0:NavWordReportXmlPart[1]/ns0:ItemReference[1]/ns0:Description[1]"/>
         </w:sdtPr>
         <w:sdtContent>
           <w:r>
@@ -44,7 +44,7 @@
           </w:placeholder>
           <w15:color w:val="808080"/>
           <w:text/>
-          <w:dataBinding w:prefixMappings="&lt;xmlns:ns0='urn:microsoft-dynamics-nav/reports/Reference_No_Label/6626/' " w:xpath="/ns0:NavWordReportXmlPart[1]/ns0:ItemReference[1]/ns0:Item_No_[1]"/>
+          <w:dataBinding w:prefixMappings="xmlns:ns0='urn:microsoft-dynamics-nav/reports/Reference_No_Label/6626/'" w:xpath="/ns0:NavWordReportXmlPart[1]/ns0:ItemReference[1]/ns0:Item_No_[1]"/>
         </w:sdtPr>
         <w:sdtContent>
           <w:proofErr w:type="spellStart"/>
@@ -71,7 +71,7 @@
           </w:placeholder>
           <w15:color w:val="808080"/>
           <w:text/>
-          <w:dataBinding w:prefixMappings="&lt;xmlns:ns0='urn:microsoft-dynamics-nav/reports/Reference_No_Label/6626/' " w:xpath="/ns0:NavWordReportXmlPart[1]/ns0:ItemReference[1]/ns0:Unit_of_Measure[1]"/>
+          <w:dataBinding w:prefixMappings="xmlns:ns0='urn:microsoft-dynamics-nav/reports/Reference_No_Label/6626/'" w:xpath="/ns0:NavWordReportXmlPart[1]/ns0:ItemReference[1]/ns0:Unit_of_Measure[1]"/>
         </w:sdtPr>
         <w:sdtContent>
           <w:proofErr w:type="spellStart"/>
@@ -116,7 +116,7 @@
             </w:placeholder>
             <w15:color w:val="808080"/>
             <w:text/>
-            <w:dataBinding w:prefixMappings="&lt;xmlns:ns0='urn:microsoft-dynamics-nav/reports/Reference_No_Label/6626/' " w:xpath="/ns0:NavWordReportXmlPart[1]/ns0:ItemReference[1]/ns0:Reference_No_[1]"/>
+            <w:dataBinding w:prefixMappings="xmlns:ns0='urn:microsoft-dynamics-nav/reports/Reference_No_Label/6626/'" w:xpath="/ns0:NavWordReportXmlPart[1]/ns0:ItemReference[1]/ns0:Reference_No_[1]"/>
           </w:sdtPr>
           <w:sdtContent>
             <w:tc>
@@ -152,7 +152,7 @@
             </w:placeholder>
             <w15:color w:val="808080"/>
             <w:text/>
-            <w:dataBinding w:prefixMappings="&lt;xmlns:ns0='urn:microsoft-dynamics-nav/reports/Reference_No_Label/6626/' " w:xpath="/ns0:NavWordReportXmlPart[1]/ns0:ItemReference[1]/ns0:Reference_No_2D[1]"/>
+            <w:dataBinding w:prefixMappings="xmlns:ns0='urn:microsoft-dynamics-nav/reports/Reference_No_Label/6626/'" w:xpath="/ns0:NavWordReportXmlPart[1]/ns0:ItemReference[1]/ns0:Reference_No_2D[1]"/>
           </w:sdtPr>
           <w:sdtContent>
             <w:tc>
@@ -2409,7 +2409,27 @@
  
      < / B C R e p o r t I n f o r m a t i o n >   
-     < T o o l t i p s   / > +     < T o o l t i p s > + 
+         < T o o l t i p   c o l u m n = " I t e m _ N o _ "   E l e m e n t I d = " 6 5 1 9 9 5 7 2 9 " > + 
+             < T o o l t i p T e x t   l a n g = " e n - U S " > S p e c i f i e s   t h e   n u m b e r   o n   t h e   i t e m   c a r d   f r o m   w h i c h   y o u   o p e n e d   t h e   I t e m   R e f e r e n c e   E n t r i e s   w i n d o w . < / T o o l t i p T e x t > + 
+         < / T o o l t i p > + 
+         < T o o l t i p   c o l u m n = " D e s c r i p t i o n "   E l e m e n t I d = " 1 3 1 4 3 5 1 3 0 7 " > + 
+             < T o o l t i p T e x t   l a n g = " e n - U S " > S p e c i f i e s   a   d e s c r i p t i o n   o f   t h e   i t e m   t h a t   i s   l i n k e d   t o   t h i s   r e f e r e n c e . < / T o o l t i p T e x t > + 
+         < / T o o l t i p > + 
+         < T o o l t i p   c o l u m n = " U n i t _ o f _ M e a s u r e "   E l e m e n t I d = " 5 7 9 3 8 1 1 0 2 " > + 
+             < T o o l t i p T e x t   l a n g = " e n - U S " > S p e c i f i e s   t h e   n a m e   o f   t h e   i t e m   o r   r e s o u r c e ' s   u n i t   o f   m e a s u r e ,   s u c h   a s   p i e c e   o r   h o u r . < / T o o l t i p T e x t > + 
+         < / T o o l t i p > + 
+     < / T o o l t i p s >   
      < I t e m R e f e r e n c e   E l e m e n t T y p e = " D a t a I t e m "   E l e m e n t I d = " 2 9 1 6 0 7 1 4 1 " >   
